--- a/server/templates/docxtemplater/PLANTILLA_BIOTA_DOCXTEMPLATER.docx
+++ b/server/templates/docxtemplater/PLANTILLA_BIOTA_DOCXTEMPLATER.docx
@@ -6689,7 +6689,7 @@
           <w:szCs w:val="22"/>
           <w:lang w:val="es-CO"/>
         </w:rPr>
-        <w:t xml:space="preserve"> adelanta con la empresa SERAMBIENTE S.A.S., el contrato </w:t>
+        <w:t xml:space="preserve"> adelanta con la empresa ALS ENVIRONMENTAL S.A.S., el contrato </w:t>
       </w:r>
       <w:r>
         <w:rPr>
@@ -6979,7 +6979,7 @@
           <w:szCs w:val="22"/>
           <w:lang w:val="es-CO"/>
         </w:rPr>
-        <w:t xml:space="preserve"> y fueron analizadas por SERAMBIENTE S.A.S., dicho laboratorio se encuentra acreditado por el IDEAM para la toma de muestras y análisis de los parámetros </w:t>
+        <w:t xml:space="preserve"> y fueron analizadas por ALS ENVIRONMENTAL S.A.S., dicho laboratorio se encuentra acreditado por el IDEAM para la toma de muestras y análisis de los parámetros </w:t>
       </w:r>
       <w:proofErr w:type="spellStart"/>
       <w:r>
@@ -7128,7 +7128,7 @@
           <w:sz w:val="22"/>
           <w:szCs w:val="22"/>
         </w:rPr>
-        <w:t xml:space="preserve"> adelanta con la empresa SERAMBIENTE S.A.S., el contrato </w:t>
+        <w:t xml:space="preserve"> adelanta con la empresa ALS ENVIRONMENTAL S.A.S., el contrato </w:t>
       </w:r>
       <w:r>
         <w:rPr>
@@ -7620,7 +7620,7 @@
           <w:sz w:val="22"/>
           <w:szCs w:val="22"/>
         </w:rPr>
-        <w:t xml:space="preserve"> adelanta con la empresa SERAMBIENTE S.A.S., el contrato </w:t>
+        <w:t xml:space="preserve"> adelanta con la empresa ALS ENVIRONMENTAL S.A.S., el contrato </w:t>
       </w:r>
       <w:r>
         <w:rPr>
@@ -10205,7 +10205,7 @@
           <w:color w:val="303030"/>
           <w:lang w:eastAsia="es-CO"/>
         </w:rPr>
-        <w:t>SERAMBIENTE S.A.S.,</w:t>
+        <w:t>ALS ENVIRONMENTAL S.A.S.,</w:t>
       </w:r>
       <w:r>
         <w:rPr>
@@ -12260,7 +12260,7 @@
           <w:sz w:val="20"/>
           <w:lang w:val="es-CO"/>
         </w:rPr>
-        <w:t>SERAMBIENTE S.A.S</w:t>
+        <w:t>ALS ENVIRONMENTAL S.A.S.</w:t>
       </w:r>
       <w:r>
         <w:rPr>
@@ -12270,7 +12270,7 @@
           <w:sz w:val="20"/>
           <w:lang w:val="es-CO"/>
         </w:rPr>
-        <w:t>.,</w:t>
+        <w:t>,</w:t>
       </w:r>
       <w:r>
         <w:rPr>
@@ -12454,7 +12454,7 @@
           <w:szCs w:val="22"/>
           <w:lang w:val="es-CO"/>
         </w:rPr>
-        <w:t>número de identificación asignado por el laboratorio de SERAMBIENTE S.A.S., así como también, el número de reporte asociado y la fecha de la toma de las muestras.</w:t>
+        <w:t>número de identificación asignado por el laboratorio de ALS ENVIRONMENTAL S.A.S., así como también, el número de reporte asociado y la fecha de la toma de las muestras.</w:t>
       </w:r>
       <w:bookmarkStart w:id="106" w:name="_Ref529368411"/>
       <w:bookmarkStart w:id="107" w:name="_Ref47367150"/>
@@ -12980,7 +12980,7 @@
           <w:szCs w:val="20"/>
           <w:lang w:val="es-CO"/>
         </w:rPr>
-        <w:t xml:space="preserve">Fuente: SERAMBIENTE S.A.S., </w:t>
+        <w:t xml:space="preserve">Fuente: ALS ENVIRONMENTAL S.A.S., </w:t>
       </w:r>
       <w:r>
         <w:rPr>
@@ -13397,7 +13397,7 @@
           <w:szCs w:val="22"/>
           <w:lang w:val="es-CO"/>
         </w:rPr>
-        <w:t xml:space="preserve"> se realizó siguiendo lo establecido en los procedimientos internos de SERAMBIENTE S.A.S. para monitoreo de comunidades bióticas</w:t>
+        <w:t xml:space="preserve"> se realizó siguiendo lo establecido en los procedimientos internos de ALS ENVIRONMENTAL S.A.S. para monitoreo de comunidades bióticas</w:t>
       </w:r>
       <w:r>
         <w:rPr>
@@ -14169,7 +14169,7 @@
           <w:szCs w:val="20"/>
           <w:lang w:val="es-CO"/>
         </w:rPr>
-        <w:t xml:space="preserve">Fuente: SERAMBIENTE S.A.S., </w:t>
+        <w:t xml:space="preserve">Fuente: ALS ENVIRONMENTAL S.A.S., </w:t>
       </w:r>
       <w:r>
         <w:rPr>
@@ -15799,7 +15799,7 @@
           <w:szCs w:val="20"/>
           <w:lang w:val="es-CO"/>
         </w:rPr>
-        <w:t xml:space="preserve">Fuente: SERAMBIENTE S.A.S., </w:t>
+        <w:t xml:space="preserve">Fuente: ALS ENVIRONMENTAL S.A.S., </w:t>
       </w:r>
       <w:r>
         <w:rPr>
@@ -15959,7 +15959,7 @@
           <w:szCs w:val="20"/>
           <w:lang w:val="es-CO"/>
         </w:rPr>
-        <w:t xml:space="preserve"> SERAMBIENTE S.A.S</w:t>
+        <w:t xml:space="preserve"> ALS ENVIRONMENTAL S.A.S.</w:t>
       </w:r>
       <w:r>
         <w:rPr>
@@ -15970,7 +15970,7 @@
           <w:szCs w:val="20"/>
           <w:lang w:val="es-CO"/>
         </w:rPr>
-        <w:t xml:space="preserve">., </w:t>
+        <w:t xml:space="preserve">, </w:t>
       </w:r>
       <w:r>
         <w:rPr>
@@ -16490,7 +16490,7 @@
           <w:sz w:val="22"/>
           <w:szCs w:val="22"/>
         </w:rPr>
-        <w:t xml:space="preserve"> implementando la metodología descrita en los procedimientos internos de SERAMBIENTE S.A.S </w:t>
+        <w:t xml:space="preserve"> implementando la metodología descrita en los procedimientos internos de ALS ENVIRONMENTAL S.A.S. </w:t>
       </w:r>
       <w:r>
         <w:rPr>
@@ -17225,7 +17225,7 @@
           <w:szCs w:val="20"/>
           <w:lang w:val="es-CO"/>
         </w:rPr>
-        <w:t xml:space="preserve">Fuente: SERAMBIENTE S.A.S., </w:t>
+        <w:t xml:space="preserve">Fuente: ALS ENVIRONMENTAL S.A.S., </w:t>
       </w:r>
       <w:r>
         <w:rPr>
@@ -18153,7 +18153,7 @@
           <w:szCs w:val="20"/>
           <w:lang w:val="es-CO"/>
         </w:rPr>
-        <w:t xml:space="preserve">Fuente: SERAMBIENTE S.A.S., </w:t>
+        <w:t xml:space="preserve">Fuente: ALS ENVIRONMENTAL S.A.S., </w:t>
       </w:r>
       <w:r>
         <w:rPr>
@@ -18425,7 +18425,7 @@
           <w:szCs w:val="20"/>
           <w:lang w:val="es-CO"/>
         </w:rPr>
-        <w:t>Fuente: SERAMBIENTE S.A.S., Año.</w:t>
+        <w:t>Fuente: ALS ENVIRONMENTAL S.A.S., Año.</w:t>
       </w:r>
     </w:p>
     <w:p>
@@ -19921,7 +19921,7 @@
           <w:szCs w:val="20"/>
           <w:lang w:val="es-CO"/>
         </w:rPr>
-        <w:t xml:space="preserve">Fuente: SERAMBIENTE S.A.S., </w:t>
+        <w:t xml:space="preserve">Fuente: ALS ENVIRONMENTAL S.A.S., </w:t>
       </w:r>
       <w:r>
         <w:rPr>
@@ -20051,7 +20051,7 @@
           <w:sz w:val="22"/>
           <w:szCs w:val="22"/>
         </w:rPr>
-        <w:t xml:space="preserve">La toma de muestras en campo se hizo conforme a lo establecido en los siguientes procedimientos internos de SERAMBIENTE S.A.S., avalados por el </w:t>
+        <w:t xml:space="preserve">La toma de muestras en campo se hizo conforme a lo establecido en los siguientes procedimientos internos de ALS ENVIRONMENTAL S.A.S., avalados por el </w:t>
       </w:r>
       <w:r>
         <w:rPr>
@@ -21259,7 +21259,7 @@
           <w:szCs w:val="20"/>
           <w:lang w:val="es-CO"/>
         </w:rPr>
-        <w:t xml:space="preserve">Fuente: SERAMBIENTE S.A.S., </w:t>
+        <w:t xml:space="preserve">Fuente: ALS ENVIRONMENTAL S.A.S., </w:t>
       </w:r>
       <w:r>
         <w:rPr>
@@ -22906,7 +22906,7 @@
           <w:szCs w:val="20"/>
           <w:lang w:val="es-CO"/>
         </w:rPr>
-        <w:t xml:space="preserve">Fuente: SERAMBIENTE S.A.S., </w:t>
+        <w:t xml:space="preserve">Fuente: ALS ENVIRONMENTAL S.A.S., </w:t>
       </w:r>
       <w:r>
         <w:rPr>
@@ -24132,7 +24132,7 @@
           <w:sz w:val="20"/>
           <w:szCs w:val="20"/>
         </w:rPr>
-        <w:t xml:space="preserve">Fuente: SERAMBIENTE S.A.S., </w:t>
+        <w:t xml:space="preserve">Fuente: ALS ENVIRONMENTAL S.A.S., </w:t>
       </w:r>
       <w:r>
         <w:rPr>
@@ -26054,7 +26054,7 @@
           <w:sz w:val="20"/>
           <w:szCs w:val="20"/>
         </w:rPr>
-        <w:t xml:space="preserve">Fuente: SERAMBIENTE S.A.S., </w:t>
+        <w:t xml:space="preserve">Fuente: ALS ENVIRONMENTAL S.A.S., </w:t>
       </w:r>
       <w:r>
         <w:rPr>
@@ -28209,7 +28209,7 @@
           <w:sz w:val="20"/>
           <w:szCs w:val="20"/>
         </w:rPr>
-        <w:t>Fuente: SERAMBIENTE S.A.S.</w:t>
+        <w:t>Fuente: ALS ENVIRONMENTAL S.A.S.</w:t>
       </w:r>
       <w:r>
         <w:rPr>
@@ -28280,7 +28280,7 @@
           <w:sz w:val="22"/>
           <w:szCs w:val="22"/>
         </w:rPr>
-        <w:t>El análisis en laboratorio se realizó teniendo en cuenta los siguientes procedimientos internos de SERAMBIENTE S.A.S, se relacionan como en el ejemplo:</w:t>
+        <w:t>El análisis en laboratorio se realizó teniendo en cuenta los siguientes procedimientos internos de ALS ENVIRONMENTAL S.A.S., se relacionan como en el ejemplo:</w:t>
       </w:r>
     </w:p>
     <w:p>
@@ -31374,7 +31374,7 @@
           <w:szCs w:val="20"/>
           <w:lang w:val="es-CO"/>
         </w:rPr>
-        <w:t xml:space="preserve">Fuente: SERAMBIENTE S.A.S., </w:t>
+        <w:t xml:space="preserve">Fuente: ALS ENVIRONMENTAL S.A.S., </w:t>
       </w:r>
       <w:r>
         <w:rPr>
@@ -36002,7 +36002,7 @@
           <w:szCs w:val="22"/>
           <w:lang w:val="es-CO"/>
         </w:rPr>
-        <w:t>El laboratorio SERAMBIENTE S.A.S. aplica por defecto la declaración binaria con la regla de aceptación simple (w=0), salvo que el cliente, en la orden de trabajo, solicite una regla de decisión diferente. Esta regla de decisión ha sido previamente documentada y acordada con el cliente, según lo establecido en el procedimiento PO-PSM-84 “Declaración de Conformidad”.</w:t>
+        <w:t>El laboratorio ALS ENVIRONMENTAL S.A.S. aplica por defecto la declaración binaria con la regla de aceptación simple (w=0), salvo que el cliente, en la orden de trabajo, solicite una regla de decisión diferente. Esta regla de decisión ha sido previamente documentada y acordada con el cliente, según lo establecido en el procedimiento PO-PSM-84 “Declaración de Conformidad”.</w:t>
       </w:r>
     </w:p>
     <w:p>
@@ -37541,7 +37541,7 @@
           <w:sz w:val="20"/>
           <w:szCs w:val="22"/>
         </w:rPr>
-        <w:t xml:space="preserve">Fuente: SERAMBIENTE S.A.S., </w:t>
+        <w:t xml:space="preserve">Fuente: ALS ENVIRONMENTAL S.A.S., </w:t>
       </w:r>
       <w:r>
         <w:rPr>
@@ -37815,7 +37815,7 @@
           <w:sz w:val="20"/>
           <w:szCs w:val="22"/>
         </w:rPr>
-        <w:t xml:space="preserve">Fuente: SERAMBIENTE S.A.S., </w:t>
+        <w:t xml:space="preserve">Fuente: ALS ENVIRONMENTAL S.A.S., </w:t>
       </w:r>
       <w:r>
         <w:rPr>
@@ -38875,7 +38875,7 @@
           <w:color w:val="303030"/>
           <w:lang w:val="es-CO"/>
         </w:rPr>
-        <w:t>SERAMBIENTE S.A.S.</w:t>
+        <w:t>ALS ENVIRONMENTAL S.A.S.</w:t>
       </w:r>
     </w:p>
     <w:p>
@@ -39023,7 +39023,7 @@
           <w:szCs w:val="14"/>
           <w:lang w:val="es-CO" w:eastAsia="en-US"/>
         </w:rPr>
-        <w:t>LA REPRODUCCIÓN PARCIAL O TOTAL DEL PRESENTE INFORME DEBE HACERSE CON AUTORIZACIÓN EXPRESA DE SERAMBIENTE S.A.S. CUALQUIER TIPO DE OBSERVACIÓN REQUERIDA POR EL CLIENTE Y RELACIONADA CON LOS RESULTADOS EMITIDOS, SÓLO SERÁ ACEPTADA DENTRO DE LOS CUATRO (4) DÍAS HÁBILES SIGUIENTES AL ENVÍO DE ESTE INFORME. SI NO SE RECIBE OBSERVACIÓN EN EL TIEMPO ESTABLECIDO, SE DA POR ACEPTADO EL INFORME Y SE PROCEDERÁ CON LA FACTURACIÓN DEL SERVICIO. RESERVA DE MUESTRAS: EL LABORATORIO ESTABLECE UN PERIODO DE 20 DÍAS CALENDARIO DESDE LA LLEGADA DE LAS MUESTRAS AL LABORATORIO PARA LA MATRI</w:t>
+        <w:t>LA REPRODUCCIÓN PARCIAL O TOTAL DEL PRESENTE INFORME DEBE HACERSE CON AUTORIZACIÓN EXPRESA DE ALS ENVIRONMENTAL S.A.S. CUALQUIER TIPO DE OBSERVACIÓN REQUERIDA POR EL CLIENTE Y RELACIONADA CON LOS RESULTADOS EMITIDOS, SÓLO SERÁ ACEPTADA DENTRO DE LOS CUATRO (4) DÍAS HÁBILES SIGUIENTES AL ENVÍO DE ESTE INFORME. SI NO SE RECIBE OBSERVACIÓN EN EL TIEMPO ESTABLECIDO, SE DA POR ACEPTADO EL INFORME Y SE PROCEDERÁ CON LA FACTURACIÓN DEL SERVICIO. RESERVA DE MUESTRAS: EL LABORATORIO ESTABLECE UN PERIODO DE 20 DÍAS CALENDARIO DESDE LA LLEGADA DE LAS MUESTRAS AL LABORATORIO PARA LA MATRI</w:t>
       </w:r>
       <w:r>
         <w:rPr>
@@ -40648,7 +40648,7 @@
           <w:szCs w:val="20"/>
           <w:lang w:val="es-CO"/>
         </w:rPr>
-        <w:t>Fuente: SERAMBIENTE S.A.S</w:t>
+        <w:t>Fuente: ALS ENVIRONMENTAL S.A.S.</w:t>
       </w:r>
       <w:r>
         <w:rPr>
@@ -40659,7 +40659,7 @@
           <w:szCs w:val="20"/>
           <w:lang w:val="es-CO"/>
         </w:rPr>
-        <w:t>.</w:t>
+        <w:t/>
       </w:r>
       <w:r>
         <w:rPr>
@@ -42310,7 +42310,7 @@
           <w:sz w:val="20"/>
           <w:szCs w:val="20"/>
         </w:rPr>
-        <w:t xml:space="preserve">Fuente: SERAMBIENTE S.A.S., </w:t>
+        <w:t xml:space="preserve">Fuente: ALS ENVIRONMENTAL S.A.S., </w:t>
       </w:r>
       <w:r>
         <w:rPr>
@@ -42392,7 +42392,7 @@
           <w:sz w:val="20"/>
           <w:szCs w:val="20"/>
         </w:rPr>
-        <w:t>Nota: SERAMBIENTE S.A.S., no se hace responsable por la información suministrada por el cliente (Caudal, procesos de la organización, datos históricos y otros datos asociados especificados a lo largo del informe</w:t>
+        <w:t>Nota: ALS ENVIRONMENTAL S.A.S., no se hace responsable por la información suministrada por el cliente (Caudal, procesos de la organización, datos históricos y otros datos asociados especificados a lo largo del informe</w:t>
       </w:r>
       <w:r>
         <w:rPr>
